--- a/backend/word_templates/工程类/集团外工程/机械租赁/邀请询比/8.采购记录及结果审核表.docx
+++ b/backend/word_templates/工程类/集团外工程/机械租赁/邀请询比/8.采购记录及结果审核表.docx
@@ -263,7 +263,7 @@
             <w:r>
               <w:rPr>
                 <w:rFonts w:hint="eastAsia" w:ascii="仿宋_GB2312" w:hAnsi="Times New Roman" w:eastAsia="仿宋_GB2312"/>
-                <w:color w:val="auto"/>
+                <w:color w:val="0000FF"/>
                 <w:sz w:val="24"/>
                 <w:highlight w:val="none"/>
                 <w:lang w:val="en-US" w:eastAsia="zh-CN"/>
@@ -347,7 +347,7 @@
               <w:jc w:val="center"/>
               <w:rPr>
                 <w:rFonts w:ascii="Times New Roman" w:hAnsi="Times New Roman" w:eastAsia="仿宋_GB2312"/>
-                <w:color w:val="auto"/>
+                <w:color w:val="0000FF"/>
                 <w:sz w:val="24"/>
                 <w:highlight w:val="none"/>
               </w:rPr>
@@ -355,7 +355,7 @@
             <w:r>
               <w:rPr>
                 <w:rFonts w:hint="eastAsia" w:ascii="仿宋_GB2312" w:hAnsi="Times New Roman" w:eastAsia="仿宋_GB2312"/>
-                <w:color w:val="auto"/>
+                <w:color w:val="0000FF"/>
                 <w:sz w:val="24"/>
                 <w:highlight w:val="none"/>
                 <w:lang w:val="en-US" w:eastAsia="zh-CN"/>
@@ -421,18 +421,7 @@
                 <w:sz w:val="24"/>
                 <w:highlight w:val="none"/>
               </w:rPr>
-              <w:t>项目名</w:t>
-            </w:r>
-            <w:bookmarkStart w:id="0" w:name="_GoBack"/>
-            <w:bookmarkEnd w:id="0"/>
-            <w:r>
-              <w:rPr>
-                <w:rFonts w:hint="eastAsia" w:ascii="仿宋_GB2312" w:hAnsi="仿宋_GB2312" w:eastAsia="仿宋_GB2312" w:cs="仿宋_GB2312"/>
-                <w:color w:val="auto"/>
-                <w:sz w:val="24"/>
-                <w:highlight w:val="none"/>
-              </w:rPr>
-              <w:t>称</w:t>
+              <w:t>项目名称</w:t>
             </w:r>
           </w:p>
         </w:tc>
@@ -449,7 +438,7 @@
               <w:jc w:val="center"/>
               <w:rPr>
                 <w:rFonts w:ascii="Times New Roman" w:hAnsi="Times New Roman" w:eastAsia="仿宋_GB2312"/>
-                <w:color w:val="auto"/>
+                <w:color w:val="0000FF"/>
                 <w:sz w:val="24"/>
                 <w:highlight w:val="none"/>
               </w:rPr>
@@ -457,7 +446,7 @@
             <w:r>
               <w:rPr>
                 <w:rFonts w:hint="eastAsia" w:ascii="仿宋_GB2312" w:hAnsi="Times New Roman" w:eastAsia="仿宋_GB2312" w:cs="Times New Roman"/>
-                <w:color w:val="auto"/>
+                <w:color w:val="0000FF"/>
                 <w:sz w:val="24"/>
                 <w:highlight w:val="none"/>
                 <w:lang w:val="en-US" w:eastAsia="zh-CN"/>
@@ -467,7 +456,7 @@
             <w:r>
               <w:rPr>
                 <w:rFonts w:hint="eastAsia" w:ascii="仿宋_GB2312" w:hAnsi="Times New Roman" w:eastAsia="仿宋_GB2312"/>
-                <w:color w:val="auto"/>
+                <w:color w:val="0000FF"/>
                 <w:sz w:val="24"/>
                 <w:highlight w:val="none"/>
                 <w:lang w:val="en-US" w:eastAsia="zh-CN"/>
@@ -996,7 +985,7 @@
               <w:jc w:val="center"/>
               <w:rPr>
                 <w:rFonts w:hint="eastAsia" w:ascii="仿宋_GB2312" w:hAnsi="仿宋_GB2312" w:eastAsia="仿宋_GB2312" w:cs="仿宋_GB2312"/>
-                <w:color w:val="auto"/>
+                <w:color w:val="0000FF"/>
                 <w:sz w:val="21"/>
                 <w:szCs w:val="21"/>
                 <w:highlight w:val="none"/>
@@ -1006,7 +995,7 @@
             <w:r>
               <w:rPr>
                 <w:rFonts w:hint="eastAsia" w:ascii="仿宋_GB2312" w:hAnsi="仿宋_GB2312" w:eastAsia="仿宋_GB2312" w:cs="仿宋_GB2312"/>
-                <w:color w:val="auto"/>
+                <w:color w:val="0000FF"/>
                 <w:sz w:val="21"/>
                 <w:szCs w:val="21"/>
                 <w:highlight w:val="none"/>
@@ -1031,7 +1020,7 @@
               <w:jc w:val="center"/>
               <w:rPr>
                 <w:rFonts w:hint="default" w:ascii="仿宋_GB2312" w:hAnsi="仿宋_GB2312" w:eastAsia="仿宋_GB2312" w:cs="仿宋_GB2312"/>
-                <w:color w:val="auto"/>
+                <w:color w:val="0000FF"/>
                 <w:sz w:val="21"/>
                 <w:szCs w:val="21"/>
                 <w:highlight w:val="none"/>
@@ -1041,7 +1030,7 @@
             <w:r>
               <w:rPr>
                 <w:rFonts w:hint="eastAsia" w:ascii="仿宋_GB2312" w:hAnsi="仿宋_GB2312" w:eastAsia="仿宋_GB2312" w:cs="仿宋_GB2312"/>
-                <w:color w:val="auto"/>
+                <w:color w:val="0000FF"/>
                 <w:sz w:val="21"/>
                 <w:szCs w:val="21"/>
                 <w:highlight w:val="none"/>
@@ -1066,7 +1055,7 @@
               <w:jc w:val="center"/>
               <w:rPr>
                 <w:rFonts w:hint="default" w:ascii="仿宋_GB2312" w:hAnsi="仿宋_GB2312" w:eastAsia="仿宋_GB2312" w:cs="仿宋_GB2312"/>
-                <w:color w:val="auto"/>
+                <w:color w:val="0000FF"/>
                 <w:sz w:val="21"/>
                 <w:szCs w:val="21"/>
                 <w:highlight w:val="none"/>
@@ -1076,7 +1065,7 @@
             <w:r>
               <w:rPr>
                 <w:rFonts w:hint="eastAsia" w:ascii="仿宋_GB2312" w:hAnsi="仿宋_GB2312" w:eastAsia="仿宋_GB2312" w:cs="仿宋_GB2312"/>
-                <w:color w:val="auto"/>
+                <w:color w:val="0000FF"/>
                 <w:sz w:val="21"/>
                 <w:szCs w:val="21"/>
                 <w:highlight w:val="none"/>
@@ -1237,7 +1226,7 @@
               <w:jc w:val="center"/>
               <w:rPr>
                 <w:rFonts w:hint="eastAsia" w:ascii="仿宋_GB2312" w:hAnsi="仿宋_GB2312" w:eastAsia="仿宋_GB2312" w:cs="仿宋_GB2312"/>
-                <w:color w:val="auto"/>
+                <w:color w:val="0000FF"/>
                 <w:sz w:val="21"/>
                 <w:szCs w:val="21"/>
                 <w:highlight w:val="none"/>
@@ -1247,7 +1236,7 @@
             <w:r>
               <w:rPr>
                 <w:rFonts w:hint="eastAsia" w:ascii="仿宋_GB2312" w:hAnsi="仿宋_GB2312" w:eastAsia="仿宋_GB2312" w:cs="仿宋_GB2312"/>
-                <w:color w:val="auto"/>
+                <w:color w:val="0000FF"/>
                 <w:sz w:val="21"/>
                 <w:szCs w:val="21"/>
                 <w:highlight w:val="none"/>
@@ -1272,7 +1261,7 @@
               <w:jc w:val="center"/>
               <w:rPr>
                 <w:rFonts w:hint="default" w:ascii="仿宋_GB2312" w:hAnsi="仿宋_GB2312" w:eastAsia="仿宋_GB2312" w:cs="仿宋_GB2312"/>
-                <w:color w:val="auto"/>
+                <w:color w:val="0000FF"/>
                 <w:sz w:val="21"/>
                 <w:szCs w:val="21"/>
                 <w:highlight w:val="none"/>
@@ -1282,7 +1271,7 @@
             <w:r>
               <w:rPr>
                 <w:rFonts w:hint="eastAsia" w:ascii="仿宋_GB2312" w:hAnsi="仿宋_GB2312" w:eastAsia="仿宋_GB2312" w:cs="仿宋_GB2312"/>
-                <w:color w:val="auto"/>
+                <w:color w:val="0000FF"/>
                 <w:sz w:val="21"/>
                 <w:szCs w:val="21"/>
                 <w:highlight w:val="none"/>
@@ -1307,7 +1296,7 @@
               <w:jc w:val="center"/>
               <w:rPr>
                 <w:rFonts w:hint="default" w:ascii="仿宋_GB2312" w:hAnsi="仿宋_GB2312" w:eastAsia="仿宋_GB2312" w:cs="仿宋_GB2312"/>
-                <w:color w:val="auto"/>
+                <w:color w:val="0000FF"/>
                 <w:sz w:val="21"/>
                 <w:szCs w:val="21"/>
                 <w:highlight w:val="none"/>
@@ -1317,7 +1306,7 @@
             <w:r>
               <w:rPr>
                 <w:rFonts w:hint="eastAsia" w:ascii="仿宋_GB2312" w:hAnsi="仿宋_GB2312" w:eastAsia="仿宋_GB2312" w:cs="仿宋_GB2312"/>
-                <w:color w:val="auto"/>
+                <w:color w:val="0000FF"/>
                 <w:sz w:val="21"/>
                 <w:szCs w:val="21"/>
                 <w:highlight w:val="none"/>
@@ -1478,7 +1467,7 @@
               <w:jc w:val="center"/>
               <w:rPr>
                 <w:rFonts w:hint="eastAsia" w:ascii="仿宋_GB2312" w:hAnsi="仿宋_GB2312" w:eastAsia="仿宋_GB2312" w:cs="仿宋_GB2312"/>
-                <w:color w:val="auto"/>
+                <w:color w:val="0000FF"/>
                 <w:sz w:val="21"/>
                 <w:szCs w:val="21"/>
                 <w:highlight w:val="none"/>
@@ -1488,7 +1477,7 @@
             <w:r>
               <w:rPr>
                 <w:rFonts w:hint="eastAsia" w:ascii="仿宋_GB2312" w:hAnsi="仿宋_GB2312" w:eastAsia="仿宋_GB2312" w:cs="仿宋_GB2312"/>
-                <w:color w:val="auto"/>
+                <w:color w:val="0000FF"/>
                 <w:sz w:val="21"/>
                 <w:szCs w:val="21"/>
                 <w:highlight w:val="none"/>
@@ -1513,7 +1502,7 @@
               <w:jc w:val="center"/>
               <w:rPr>
                 <w:rFonts w:hint="default" w:ascii="仿宋_GB2312" w:hAnsi="仿宋_GB2312" w:eastAsia="仿宋_GB2312" w:cs="仿宋_GB2312"/>
-                <w:color w:val="auto"/>
+                <w:color w:val="0000FF"/>
                 <w:sz w:val="21"/>
                 <w:szCs w:val="21"/>
                 <w:highlight w:val="none"/>
@@ -1523,7 +1512,7 @@
             <w:r>
               <w:rPr>
                 <w:rFonts w:hint="eastAsia" w:ascii="仿宋_GB2312" w:hAnsi="仿宋_GB2312" w:eastAsia="仿宋_GB2312" w:cs="仿宋_GB2312"/>
-                <w:color w:val="auto"/>
+                <w:color w:val="0000FF"/>
                 <w:sz w:val="21"/>
                 <w:szCs w:val="21"/>
                 <w:highlight w:val="none"/>
@@ -1531,6 +1520,8 @@
               </w:rPr>
               <w:t>{{shuilv3}}</w:t>
             </w:r>
+            <w:bookmarkStart w:id="0" w:name="_GoBack"/>
+            <w:bookmarkEnd w:id="0"/>
           </w:p>
         </w:tc>
         <w:tc>
@@ -1548,7 +1539,7 @@
               <w:jc w:val="center"/>
               <w:rPr>
                 <w:rFonts w:hint="default" w:ascii="仿宋_GB2312" w:hAnsi="仿宋_GB2312" w:eastAsia="仿宋_GB2312" w:cs="仿宋_GB2312"/>
-                <w:color w:val="auto"/>
+                <w:color w:val="0000FF"/>
                 <w:sz w:val="21"/>
                 <w:szCs w:val="21"/>
                 <w:highlight w:val="none"/>
@@ -1558,7 +1549,7 @@
             <w:r>
               <w:rPr>
                 <w:rFonts w:hint="eastAsia" w:ascii="仿宋_GB2312" w:hAnsi="仿宋_GB2312" w:eastAsia="仿宋_GB2312" w:cs="仿宋_GB2312"/>
-                <w:color w:val="auto"/>
+                <w:color w:val="0000FF"/>
                 <w:sz w:val="21"/>
                 <w:szCs w:val="21"/>
                 <w:highlight w:val="none"/>
@@ -1869,7 +1860,7 @@
               <w:jc w:val="center"/>
               <w:rPr>
                 <w:rFonts w:hint="eastAsia" w:ascii="仿宋_GB2312" w:hAnsi="仿宋_GB2312" w:eastAsia="仿宋_GB2312" w:cs="仿宋_GB2312"/>
-                <w:color w:val="auto"/>
+                <w:color w:val="0000FF"/>
                 <w:sz w:val="22"/>
                 <w:szCs w:val="22"/>
                 <w:highlight w:val="none"/>
@@ -1879,7 +1870,7 @@
             <w:r>
               <w:rPr>
                 <w:rFonts w:hint="eastAsia" w:ascii="仿宋_GB2312" w:hAnsi="仿宋_GB2312" w:eastAsia="仿宋_GB2312" w:cs="仿宋_GB2312"/>
-                <w:color w:val="auto"/>
+                <w:color w:val="0000FF"/>
                 <w:sz w:val="22"/>
                 <w:szCs w:val="22"/>
                 <w:highlight w:val="none"/>
@@ -1977,7 +1968,7 @@
               <w:jc w:val="center"/>
               <w:rPr>
                 <w:rFonts w:hint="eastAsia" w:ascii="仿宋_GB2312" w:hAnsi="仿宋_GB2312" w:eastAsia="仿宋_GB2312" w:cs="仿宋_GB2312"/>
-                <w:color w:val="auto"/>
+                <w:color w:val="0000FF"/>
                 <w:sz w:val="22"/>
                 <w:szCs w:val="22"/>
                 <w:highlight w:val="none"/>
@@ -1987,7 +1978,7 @@
             <w:r>
               <w:rPr>
                 <w:rFonts w:hint="eastAsia" w:ascii="仿宋_GB2312" w:hAnsi="仿宋_GB2312" w:eastAsia="仿宋_GB2312" w:cs="仿宋_GB2312"/>
-                <w:color w:val="auto"/>
+                <w:color w:val="0000FF"/>
                 <w:sz w:val="22"/>
                 <w:szCs w:val="22"/>
                 <w:highlight w:val="none"/>
@@ -2084,7 +2075,7 @@
               <w:jc w:val="center"/>
               <w:rPr>
                 <w:rFonts w:hint="eastAsia" w:ascii="仿宋_GB2312" w:hAnsi="仿宋_GB2312" w:eastAsia="仿宋_GB2312" w:cs="仿宋_GB2312"/>
-                <w:color w:val="auto"/>
+                <w:color w:val="0000FF"/>
                 <w:sz w:val="22"/>
                 <w:szCs w:val="22"/>
                 <w:highlight w:val="none"/>
@@ -2094,7 +2085,7 @@
             <w:r>
               <w:rPr>
                 <w:rFonts w:hint="eastAsia" w:ascii="仿宋_GB2312" w:hAnsi="仿宋_GB2312" w:eastAsia="仿宋_GB2312" w:cs="仿宋_GB2312"/>
-                <w:color w:val="auto"/>
+                <w:color w:val="0000FF"/>
                 <w:sz w:val="22"/>
                 <w:szCs w:val="22"/>
                 <w:highlight w:val="none"/>
